--- a/Documentions/takehands.docx
+++ b/Documentions/takehands.docx
@@ -44,14 +44,9 @@
       </w:r>
     </w:p>
     <w:p>
-      <w:proofErr w:type="spellStart"/>
       <w:r>
         <w:lastRenderedPageBreak/>
-        <w:t>Welcome</w:t>
-      </w:r>
-      <w:proofErr w:type="spellEnd"/>
-      <w:r>
-        <w:t xml:space="preserve"> Page</w:t>
+        <w:t>Welcome Page</w:t>
       </w:r>
       <w:r>
         <w:t> :</w:t>
@@ -71,6 +66,9 @@
     <w:p/>
     <w:p>
       <w:r>
+        <w:rPr>
+          <w:noProof/>
+        </w:rPr>
         <w:drawing>
           <wp:inline distT="0" distB="0" distL="0" distR="0" wp14:anchorId="03BD9CBA" wp14:editId="42BA7EAA">
             <wp:extent cx="5731510" cy="4330065"/>
@@ -132,6 +130,9 @@
     <w:p/>
     <w:p>
       <w:r>
+        <w:rPr>
+          <w:noProof/>
+        </w:rPr>
         <w:lastRenderedPageBreak/>
         <w:drawing>
           <wp:inline distT="0" distB="0" distL="0" distR="0" wp14:anchorId="34387FCC" wp14:editId="18AA34FB">
@@ -181,6 +182,104 @@
         </w:r>
       </w:hyperlink>
     </w:p>
+    <w:p/>
+    <w:p/>
+    <w:p>
+      <w:r>
+        <w:rPr>
+          <w:noProof/>
+        </w:rPr>
+        <w:lastRenderedPageBreak/>
+        <w:drawing>
+          <wp:inline distT="0" distB="0" distL="0" distR="0" wp14:anchorId="59D1BC91" wp14:editId="64C5FC02">
+            <wp:extent cx="834189" cy="834189"/>
+            <wp:effectExtent l="0" t="0" r="4445" b="0"/>
+            <wp:docPr id="968655082" name="Picture 2"/>
+            <wp:cNvGraphicFramePr>
+              <a:graphicFrameLocks xmlns:a="http://schemas.openxmlformats.org/drawingml/2006/main" noChangeAspect="1"/>
+            </wp:cNvGraphicFramePr>
+            <a:graphic xmlns:a="http://schemas.openxmlformats.org/drawingml/2006/main">
+              <a:graphicData uri="http://schemas.openxmlformats.org/drawingml/2006/picture">
+                <pic:pic xmlns:pic="http://schemas.openxmlformats.org/drawingml/2006/picture">
+                  <pic:nvPicPr>
+                    <pic:cNvPr id="968655082" name="Picture 968655082"/>
+                    <pic:cNvPicPr/>
+                  </pic:nvPicPr>
+                  <pic:blipFill>
+                    <a:blip r:embed="rId8" cstate="print">
+                      <a:extLst>
+                        <a:ext uri="{28A0092B-C50C-407E-A947-70E740481C1C}">
+                          <a14:useLocalDpi xmlns:a14="http://schemas.microsoft.com/office/drawing/2010/main" val="0"/>
+                        </a:ext>
+                      </a:extLst>
+                    </a:blip>
+                    <a:stretch>
+                      <a:fillRect/>
+                    </a:stretch>
+                  </pic:blipFill>
+                  <pic:spPr>
+                    <a:xfrm>
+                      <a:off x="0" y="0"/>
+                      <a:ext cx="854996" cy="854996"/>
+                    </a:xfrm>
+                    <a:prstGeom prst="rect">
+                      <a:avLst/>
+                    </a:prstGeom>
+                  </pic:spPr>
+                </pic:pic>
+              </a:graphicData>
+            </a:graphic>
+          </wp:inline>
+        </w:drawing>
+      </w:r>
+      <w:r>
+        <w:rPr>
+          <w:noProof/>
+        </w:rPr>
+        <w:drawing>
+          <wp:inline distT="0" distB="0" distL="0" distR="0" wp14:anchorId="20B5A900" wp14:editId="7C5BB1EE">
+            <wp:extent cx="5731510" cy="3362325"/>
+            <wp:effectExtent l="0" t="0" r="0" b="3175"/>
+            <wp:docPr id="426546304" name="Picture 1"/>
+            <wp:cNvGraphicFramePr>
+              <a:graphicFrameLocks xmlns:a="http://schemas.openxmlformats.org/drawingml/2006/main" noChangeAspect="1"/>
+            </wp:cNvGraphicFramePr>
+            <a:graphic xmlns:a="http://schemas.openxmlformats.org/drawingml/2006/main">
+              <a:graphicData uri="http://schemas.openxmlformats.org/drawingml/2006/picture">
+                <pic:pic xmlns:pic="http://schemas.openxmlformats.org/drawingml/2006/picture">
+                  <pic:nvPicPr>
+                    <pic:cNvPr id="426546304" name="Picture 426546304"/>
+                    <pic:cNvPicPr/>
+                  </pic:nvPicPr>
+                  <pic:blipFill>
+                    <a:blip r:embed="rId9" cstate="print">
+                      <a:extLst>
+                        <a:ext uri="{28A0092B-C50C-407E-A947-70E740481C1C}">
+                          <a14:useLocalDpi xmlns:a14="http://schemas.microsoft.com/office/drawing/2010/main" val="0"/>
+                        </a:ext>
+                      </a:extLst>
+                    </a:blip>
+                    <a:stretch>
+                      <a:fillRect/>
+                    </a:stretch>
+                  </pic:blipFill>
+                  <pic:spPr>
+                    <a:xfrm>
+                      <a:off x="0" y="0"/>
+                      <a:ext cx="5731510" cy="3362325"/>
+                    </a:xfrm>
+                    <a:prstGeom prst="rect">
+                      <a:avLst/>
+                    </a:prstGeom>
+                  </pic:spPr>
+                </pic:pic>
+              </a:graphicData>
+            </a:graphic>
+          </wp:inline>
+        </w:drawing>
+      </w:r>
+    </w:p>
+    <w:p/>
     <w:p/>
     <w:sectPr>
       <w:pgSz w:w="11906" w:h="16838"/>
